--- a/STARLAB_Unit_5/Teaching Guides/Week_27_Peer_Review_and_Revision.docx
+++ b/STARLAB_Unit_5/Teaching Guides/Week_27_Peer_Review_and_Revision.docx
@@ -81,6 +81,12 @@
       </w:pPr>
       <w:r>
         <w:t>Teacher Materials</w:t>
+      </w:r>
+    </w:p>
+    <w:p>
+      <w:pPr/>
+      <w:r>
+        <w:t>Deck Use: Primary - Deck 15: Peer Review and Scientific Revision</w:t>
       </w:r>
     </w:p>
     <w:p>

--- a/STARLAB_Unit_5/Teaching Guides/Week_27_Peer_Review_and_Revision.docx
+++ b/STARLAB_Unit_5/Teaching Guides/Week_27_Peer_Review_and_Revision.docx
@@ -351,6 +351,29 @@
         <w:pStyle w:val="Heading2"/>
       </w:pPr>
       <w:r>
+        <w:t>Teacher-Only Showcase Planning Milestone</w:t>
+      </w:r>
+    </w:p>
+    <w:p>
+      <w:pPr/>
+      <w:r>
+        <w:t>Milestone 3 - Invitations and logistics lock (approximately 6 weeks before Week 33): send formal invitations and lock the technology, accessibility, room flow, assessment workflow, logistics owners, and backup plans needed for the public event.</w:t>
+      </w:r>
+    </w:p>
+    <w:p>
+      <w:pPr/>
+      <w:r>
+        <w:rPr>
+          <w:b/>
+        </w:rPr>
+        <w:t>This is teacher planning only. Do not add a student showcase deliverable or print requirement beyond the week's existing peer-review work.</w:t>
+      </w:r>
+    </w:p>
+    <w:p>
+      <w:pPr>
+        <w:pStyle w:val="Heading2"/>
+      </w:pPr>
+      <w:r>
         <w:t>Week 27 Deliverables</w:t>
       </w:r>
     </w:p>

--- a/STARLAB_Unit_5/Teaching Guides/Week_27_Peer_Review_and_Revision.docx
+++ b/STARLAB_Unit_5/Teaching Guides/Week_27_Peer_Review_and_Revision.docx
@@ -107,6 +107,11 @@
     <w:p>
       <w:r>
         <w:t>Appendix N: Scientific Report Rubric</w:t>
+      </w:r>
+    </w:p>
+    <w:p>
+      <w:r>
+        <w:t>Optional / Teacher Reference - Appendix T: Peer Review Quality Rubric</w:t>
       </w:r>
     </w:p>
     <w:p>
